--- a/小野町_引継ぎ_整理済/02_キックオフ・業務計画/01_kickoff_redteam_mece_final.docx
+++ b/小野町_引継ぎ_整理済/02_キックオフ・業務計画/01_kickoff_redteam_mece_final.docx
@@ -87,7 +87,7 @@
                 <w:b w:val="0"/>
                 <w:sz w:val="19"/>
               </w:rPr>
-              <w:t>初回打合せで、業務範囲・役割分担・工程・必要資料・アンケート設計・見込量算定方針を確認するためのたたき台です。川崎町型の仕様確認・役割分担整理、金ヶ崎町型の見込量推計・少人数サービス個別積上げ、北塩原村型の業務実施計画・必要書類一覧の構成を反映しています。</w:t>
+              <w:t>初回打合せで、業務範囲・役割分担・工程・必要資料・アンケート設計・見込量算定方針を確認するためのたたき台です。他町村の案件における仕様確認・役割分担整理、見込量推計・少人数サービス個別積上げ、業務実施計画・必要書類一覧の構成を反映しています。</w:t>
             </w:r>
           </w:p>
         </w:tc>
@@ -1571,7 +1571,7 @@
           <w:color w:val="585858"/>
           <w:sz w:val="19"/>
         </w:rPr>
-        <w:t>北塩原村型と同様に、作業段階・成果・確認事項を先に明確化します。</w:t>
+        <w:t>他町村の案件と同様に、作業段階・成果・確認事項を先に明確化します。</w:t>
       </w:r>
     </w:p>
     <w:p>
@@ -17009,7 +17009,7 @@
           <w:b w:val="0"/>
           <w:sz w:val="18"/>
         </w:rPr>
-        <w:t>北塩原村、川崎町、金ヶ崎町での整理と同様に、制度名の列挙ではなく、地域課題から財源・成果指標・見込量まで接続する。特に小野町では、人口減少、町外サービス利用、移動制約、医療的ケア、防災、親亡き後を横断論点として扱う。</w:t>
+        <w:t>他町村の案件3件での整理と同様に、制度名の列挙ではなく、地域課題から財源・成果指標・見込量まで接続する。特に小野町では、人口減少、町外サービス利用、移動制約、医療的ケア、防災、親亡き後を横断論点として扱う。</w:t>
       </w:r>
     </w:p>
     <w:tbl>
